--- a/抽離教學_數學/高三數學/IEP第8-9點_數學科_高三文組_通用草稿.docx
+++ b/抽離教學_數學/高三數學/IEP第8-9點_數學科_高三文組_通用草稿.docx
@@ -1452,22 +1452,18 @@
               <w:rPr>
                 <w:rFonts w:hint="eastAsia"/>
               </w:rPr>
-              <w:t xml:space="preserve">2026/09 </w:t>
-            </w:r>
-            <w:r>
-              <w:t>–</w:t>
-            </w:r>
+              <w:t>2026/09 – 2027/04</w:t>
+            </w:r>
+            <w:r/>
             <w:r>
               <w:rPr>
                 <w:rFonts w:hint="eastAsia"/>
               </w:rPr>
-              <w:t xml:space="preserve"> 2027/0</w:t>
             </w:r>
             <w:r>
               <w:rPr>
                 <w:rFonts w:hint="eastAsia"/>
               </w:rPr>
-              <w:t>5</w:t>
             </w:r>
           </w:p>
         </w:tc>
@@ -8028,34 +8024,28 @@
               <w:rPr>
                 <w:rFonts w:hint="eastAsia"/>
               </w:rPr>
-              <w:t>2027/0</w:t>
+              <w:t>2027/03 – 2027/04</w:t>
             </w:r>
             <w:r>
               <w:rPr>
                 <w:rFonts w:hint="eastAsia"/>
               </w:rPr>
-              <w:t>4</w:t>
             </w:r>
             <w:r>
               <w:rPr>
                 <w:rFonts w:hint="eastAsia"/>
               </w:rPr>
-              <w:t xml:space="preserve"> </w:t>
-            </w:r>
-            <w:r>
-              <w:t>–</w:t>
-            </w:r>
+            </w:r>
+            <w:r/>
             <w:r>
               <w:rPr>
                 <w:rFonts w:hint="eastAsia"/>
               </w:rPr>
-              <w:t xml:space="preserve"> 2027/0</w:t>
             </w:r>
             <w:r>
               <w:rPr>
                 <w:rFonts w:hint="eastAsia"/>
               </w:rPr>
-              <w:t>4</w:t>
             </w:r>
           </w:p>
         </w:tc>
@@ -8195,16 +8185,13 @@
               <w:rPr>
                 <w:rFonts w:hint="eastAsia"/>
               </w:rPr>
-              <w:t xml:space="preserve">2027/04 </w:t>
-            </w:r>
-            <w:r>
-              <w:t>–</w:t>
-            </w:r>
+              <w:t>2027/03 – 2027/04</w:t>
+            </w:r>
+            <w:r/>
             <w:r>
               <w:rPr>
                 <w:rFonts w:hint="eastAsia"/>
               </w:rPr>
-              <w:t xml:space="preserve"> 2027/04</w:t>
             </w:r>
           </w:p>
         </w:tc>
@@ -8856,16 +8843,13 @@
               <w:rPr>
                 <w:rFonts w:hint="eastAsia"/>
               </w:rPr>
-              <w:t xml:space="preserve">2027/05 </w:t>
-            </w:r>
-            <w:r>
-              <w:t>–</w:t>
-            </w:r>
+              <w:t>2027/04 – 2027/04</w:t>
+            </w:r>
+            <w:r/>
             <w:r>
               <w:rPr>
                 <w:rFonts w:hint="eastAsia"/>
               </w:rPr>
-              <w:t xml:space="preserve"> 2027/05</w:t>
             </w:r>
           </w:p>
         </w:tc>
@@ -9024,16 +9008,13 @@
               <w:rPr>
                 <w:rFonts w:hint="eastAsia"/>
               </w:rPr>
-              <w:t xml:space="preserve">2027/05 </w:t>
-            </w:r>
-            <w:r>
-              <w:t>–</w:t>
-            </w:r>
+              <w:t>2027/04 – 2027/04</w:t>
+            </w:r>
+            <w:r/>
             <w:r>
               <w:rPr>
                 <w:rFonts w:hint="eastAsia"/>
               </w:rPr>
-              <w:t xml:space="preserve"> 2027/05</w:t>
             </w:r>
           </w:p>
         </w:tc>
@@ -9163,16 +9144,13 @@
               <w:rPr>
                 <w:rFonts w:hint="eastAsia"/>
               </w:rPr>
-              <w:t xml:space="preserve">2027/05 </w:t>
-            </w:r>
-            <w:r>
-              <w:t>–</w:t>
-            </w:r>
+              <w:t>2027/04 – 2027/04</w:t>
+            </w:r>
+            <w:r/>
             <w:r>
               <w:rPr>
                 <w:rFonts w:hint="eastAsia"/>
               </w:rPr>
-              <w:t xml:space="preserve"> 2027/05</w:t>
             </w:r>
           </w:p>
         </w:tc>
@@ -9302,16 +9280,13 @@
               <w:rPr>
                 <w:rFonts w:hint="eastAsia"/>
               </w:rPr>
-              <w:t xml:space="preserve">2027/05 </w:t>
-            </w:r>
-            <w:r>
-              <w:t>–</w:t>
-            </w:r>
+              <w:t>2027/04 – 2027/04</w:t>
+            </w:r>
+            <w:r/>
             <w:r>
               <w:rPr>
                 <w:rFonts w:hint="eastAsia"/>
               </w:rPr>
-              <w:t xml:space="preserve"> 2027/05</w:t>
             </w:r>
           </w:p>
         </w:tc>
@@ -9441,16 +9416,13 @@
               <w:rPr>
                 <w:rFonts w:hint="eastAsia"/>
               </w:rPr>
-              <w:t xml:space="preserve">2027/05 </w:t>
-            </w:r>
-            <w:r>
-              <w:t>–</w:t>
-            </w:r>
+              <w:t>2027/04 – 2027/04</w:t>
+            </w:r>
+            <w:r/>
             <w:r>
               <w:rPr>
                 <w:rFonts w:hint="eastAsia"/>
               </w:rPr>
-              <w:t xml:space="preserve"> 2027/05</w:t>
             </w:r>
           </w:p>
         </w:tc>
@@ -9580,16 +9552,13 @@
               <w:rPr>
                 <w:rFonts w:hint="eastAsia"/>
               </w:rPr>
-              <w:t xml:space="preserve">2027/05 </w:t>
-            </w:r>
-            <w:r>
-              <w:t>–</w:t>
-            </w:r>
+              <w:t>2027/04 – 2027/04</w:t>
+            </w:r>
+            <w:r/>
             <w:r>
               <w:rPr>
                 <w:rFonts w:hint="eastAsia"/>
               </w:rPr>
-              <w:t xml:space="preserve"> 2027/05</w:t>
             </w:r>
           </w:p>
         </w:tc>
